--- a/docs/article/en/article_en.docx
+++ b/docs/article/en/article_en.docx
@@ -7495,7 +7495,7 @@
     </w:p>
     <w:bookmarkEnd w:id="40"/>
     <w:bookmarkEnd w:id="41"/>
-    <w:bookmarkStart w:id="65" w:name="sec:results"/>
+    <w:bookmarkStart w:id="66" w:name="sec:results"/>
     <w:p>
       <w:pPr>
         <w:pStyle w:val="Heading1"/>
@@ -9562,7 +9562,397 @@
     </w:p>
     <w:bookmarkEnd w:id="57"/>
     <w:bookmarkEnd w:id="58"/>
-    <w:bookmarkStart w:id="64" w:name="two-post-hoc-diagnostics"/>
+    <w:bookmarkStart w:id="59" w:name="X3d2c56be7a9a68d57ef1af71ab534498c5fc38a"/>
+    <w:p>
+      <w:pPr>
+        <w:pStyle w:val="Heading2"/>
+      </w:pPr>
+      <w:r>
+        <w:t xml:space="preserve">Cross-validation against the Simulink model</w:t>
+      </w:r>
+    </w:p>
+    <w:p>
+      <w:pPr>
+        <w:pStyle w:val="FirstParagraph"/>
+      </w:pPr>
+      <w:r>
+        <w:t xml:space="preserve">Six frozen candidates were replayed on the reference Simulink model (nominal</w:t>
+      </w:r>
+      <w:r>
+        <w:t xml:space="preserve"> </w:t>
+      </w:r>
+      <w:r>
+        <w:t xml:space="preserve">plant), with the same controller, translated into an S-function, and the same</w:t>
+      </w:r>
+      <w:r>
+        <w:t xml:space="preserve"> </w:t>
+      </w:r>
+      <w:r>
+        <w:t xml:space="preserve">cost and constraint formulas. Agreement criteria were fixed before the run.</w:t>
+      </w:r>
+      <w:r>
+        <w:t xml:space="preserve"> </w:t>
+      </w:r>
+      <w:r>
+        <w:t xml:space="preserve">The 5 candidates with a controller agree: difference in</w:t>
+      </w:r>
+      <w:r>
+        <w:t xml:space="preserve"> </w:t>
+      </w:r>
+      <m:oMath>
+        <m:r>
+          <m:t>J</m:t>
+        </m:r>
+      </m:oMath>
+      <w:r>
+        <w:t xml:space="preserve"> </w:t>
+      </w:r>
+      <w:r>
+        <w:t xml:space="preserve">of at</w:t>
+      </w:r>
+      <w:r>
+        <w:t xml:space="preserve"> </w:t>
+      </w:r>
+      <w:r>
+        <w:t xml:space="preserve">most</w:t>
+      </w:r>
+      <w:r>
+        <w:t xml:space="preserve"> </w:t>
+      </w:r>
+      <m:oMath>
+        <m:r>
+          <m:t>0.97</m:t>
+        </m:r>
+        <m:r>
+          <m:t> </m:t>
+        </m:r>
+        <m:r>
+          <m:rPr>
+            <m:sty m:val="p"/>
+          </m:rPr>
+          <m:t>%</m:t>
+        </m:r>
+      </m:oMath>
+      <w:r>
+        <w:t xml:space="preserve">, difference in each</w:t>
+      </w:r>
+      <w:r>
+        <w:t xml:space="preserve"> </w:t>
+      </w:r>
+      <m:oMath>
+        <m:sSub>
+          <m:e>
+            <m:r>
+              <m:t>g</m:t>
+            </m:r>
+          </m:e>
+          <m:sub>
+            <m:r>
+              <m:t>i</m:t>
+            </m:r>
+          </m:sub>
+        </m:sSub>
+      </m:oMath>
+      <w:r>
+        <w:t xml:space="preserve"> </w:t>
+      </w:r>
+      <w:r>
+        <w:t xml:space="preserve">of at most</w:t>
+      </w:r>
+      <w:r>
+        <w:t xml:space="preserve"> </w:t>
+      </w:r>
+      <m:oMath>
+        <m:r>
+          <m:t>0.0040</m:t>
+        </m:r>
+      </m:oMath>
+      <w:r>
+        <w:t xml:space="preserve">,</w:t>
+      </w:r>
+      <w:r>
+        <w:t xml:space="preserve"> </w:t>
+      </w:r>
+      <w:r>
+        <w:t xml:space="preserve">identical feasibility verdict. Both feasible points of the probe remain</w:t>
+      </w:r>
+      <w:r>
+        <w:t xml:space="preserve"> </w:t>
+      </w:r>
+      <w:r>
+        <w:t xml:space="preserve">feasible under Simulink (margin</w:t>
+      </w:r>
+      <w:r>
+        <w:t xml:space="preserve"> </w:t>
+      </w:r>
+      <m:oMath>
+        <m:r>
+          <m:t>0.0189</m:t>
+        </m:r>
+      </m:oMath>
+      <w:r>
+        <w:t xml:space="preserve"> </w:t>
+      </w:r>
+      <w:r>
+        <w:t xml:space="preserve">for the</w:t>
+      </w:r>
+      <w:r>
+        <w:t xml:space="preserve"> </w:t>
+      </w:r>
+      <m:oMath>
+        <m:r>
+          <m:t>b</m:t>
+        </m:r>
+        <m:r>
+          <m:rPr>
+            <m:sty m:val="p"/>
+          </m:rPr>
+          <m:t>=</m:t>
+        </m:r>
+        <m:r>
+          <m:t>1</m:t>
+        </m:r>
+      </m:oMath>
+      <w:r>
+        <w:t xml:space="preserve"> </w:t>
+      </w:r>
+      <w:r>
+        <w:t xml:space="preserve">point).</w:t>
+      </w:r>
+    </w:p>
+    <w:p>
+      <w:pPr>
+        <w:pStyle w:val="BodyText"/>
+      </w:pPr>
+      <w:r>
+        <w:t xml:space="preserve">The feedback-free witness fails the criterion on</w:t>
+      </w:r>
+      <w:r>
+        <w:t xml:space="preserve"> </w:t>
+      </w:r>
+      <m:oMath>
+        <m:sSub>
+          <m:e>
+            <m:r>
+              <m:t>g</m:t>
+            </m:r>
+          </m:e>
+          <m:sub>
+            <m:r>
+              <m:t>4</m:t>
+            </m:r>
+          </m:sub>
+        </m:sSub>
+      </m:oMath>
+      <w:r>
+        <w:t xml:space="preserve"> </w:t>
+      </w:r>
+      <w:r>
+        <w:t xml:space="preserve">(difference</w:t>
+      </w:r>
+      <w:r>
+        <w:t xml:space="preserve"> </w:t>
+      </w:r>
+      <m:oMath>
+        <m:r>
+          <m:t>0.100</m:t>
+        </m:r>
+      </m:oMath>
+      <w:r>
+        <w:t xml:space="preserve">): its error on the 1 V plateau differs by</w:t>
+      </w:r>
+      <w:r>
+        <w:t xml:space="preserve"> </w:t>
+      </w:r>
+      <m:oMath>
+        <m:r>
+          <m:t>3.0</m:t>
+        </m:r>
+      </m:oMath>
+      <w:r>
+        <w:t xml:space="preserve"> mV</w:t>
+      </w:r>
+      <w:r>
+        <w:t xml:space="preserve"> </w:t>
+      </w:r>
+      <w:r>
+        <w:t xml:space="preserve">between the two models. Without feedback, nothing corrects the</w:t>
+      </w:r>
+      <w:r>
+        <w:t xml:space="preserve"> </w:t>
+      </w:r>
+      <w:r>
+        <w:t xml:space="preserve">discontinuous-conduction equilibrium, which depends on the diode and switch</w:t>
+      </w:r>
+      <w:r>
+        <w:t xml:space="preserve"> </w:t>
+      </w:r>
+      <w:r>
+        <w:t xml:space="preserve">models; in closed loop, the integrator removes this difference. The same cause</w:t>
+      </w:r>
+      <w:r>
+        <w:t xml:space="preserve"> </w:t>
+      </w:r>
+      <w:r>
+        <w:t xml:space="preserve">explains a</w:t>
+      </w:r>
+      <w:r>
+        <w:t xml:space="preserve"> </w:t>
+      </w:r>
+      <m:oMath>
+        <m:sSub>
+          <m:e>
+            <m:r>
+              <m:t>V</m:t>
+            </m:r>
+          </m:e>
+          <m:sub>
+            <m:r>
+              <m:rPr>
+                <m:sty m:val="p"/>
+              </m:rPr>
+              <m:t>m</m:t>
+            </m:r>
+            <m:r>
+              <m:rPr>
+                <m:sty m:val="p"/>
+              </m:rPr>
+              <m:t>i</m:t>
+            </m:r>
+            <m:r>
+              <m:rPr>
+                <m:sty m:val="p"/>
+              </m:rPr>
+              <m:t>n</m:t>
+            </m:r>
+          </m:sub>
+        </m:sSub>
+      </m:oMath>
+      <w:r>
+        <w:t xml:space="preserve"> </w:t>
+      </w:r>
+      <w:r>
+        <w:t xml:space="preserve">that is on average</w:t>
+      </w:r>
+      <w:r>
+        <w:t xml:space="preserve"> </w:t>
+      </w:r>
+      <m:oMath>
+        <m:r>
+          <m:t>2.3</m:t>
+        </m:r>
+      </m:oMath>
+      <w:r>
+        <w:t xml:space="preserve"> mV higher under</w:t>
+      </w:r>
+      <w:r>
+        <w:t xml:space="preserve"> </w:t>
+      </w:r>
+      <w:r>
+        <w:t xml:space="preserve">Simulink. The floor at</w:t>
+      </w:r>
+      <w:r>
+        <w:t xml:space="preserve"> </w:t>
+      </w:r>
+      <m:oMath>
+        <m:sSub>
+          <m:e>
+            <m:r>
+              <m:t>d</m:t>
+            </m:r>
+          </m:e>
+          <m:sub>
+            <m:r>
+              <m:rPr>
+                <m:sty m:val="p"/>
+              </m:rPr>
+              <m:t>m</m:t>
+            </m:r>
+            <m:r>
+              <m:rPr>
+                <m:sty m:val="p"/>
+              </m:rPr>
+              <m:t>i</m:t>
+            </m:r>
+            <m:r>
+              <m:rPr>
+                <m:sty m:val="p"/>
+              </m:rPr>
+              <m:t>n</m:t>
+            </m:r>
+          </m:sub>
+        </m:sSub>
+      </m:oMath>
+      <w:r>
+        <w:t xml:space="preserve"> </w:t>
+      </w:r>
+      <w:r>
+        <w:t xml:space="preserve">remains below the threshold there</w:t>
+      </w:r>
+      <w:r>
+        <w:t xml:space="preserve"> </w:t>
+      </w:r>
+      <w:r>
+        <w:t xml:space="preserve">(</w:t>
+      </w:r>
+      <m:oMath>
+        <m:sSub>
+          <m:e>
+            <m:r>
+              <m:t>V</m:t>
+            </m:r>
+          </m:e>
+          <m:sub>
+            <m:r>
+              <m:rPr>
+                <m:sty m:val="p"/>
+              </m:rPr>
+              <m:t>m</m:t>
+            </m:r>
+            <m:r>
+              <m:rPr>
+                <m:sty m:val="p"/>
+              </m:rPr>
+              <m:t>i</m:t>
+            </m:r>
+            <m:r>
+              <m:rPr>
+                <m:sty m:val="p"/>
+              </m:rPr>
+              <m:t>n</m:t>
+            </m:r>
+          </m:sub>
+        </m:sSub>
+        <m:r>
+          <m:rPr>
+            <m:sty m:val="p"/>
+          </m:rPr>
+          <m:t>=</m:t>
+        </m:r>
+      </m:oMath>
+      <w:r>
+        <w:t xml:space="preserve">0.7574</w:t>
+      </w:r>
+      <m:oMath>
+        <m:r>
+          <m:t> </m:t>
+        </m:r>
+        <m:r>
+          <m:t>V</m:t>
+        </m:r>
+      </m:oMath>
+      <w:r>
+        <w:t xml:space="preserve">): the physical obstruction is confirmed by</w:t>
+      </w:r>
+      <w:r>
+        <w:t xml:space="preserve"> </w:t>
+      </w:r>
+      <w:r>
+        <w:t xml:space="preserve">the reference model.</w:t>
+      </w:r>
+    </w:p>
+    <w:bookmarkEnd w:id="59"/>
+    <w:bookmarkStart w:id="65" w:name="two-post-hoc-diagnostics"/>
     <w:p>
       <w:pPr>
         <w:pStyle w:val="Heading2"/>
@@ -9601,7 +9991,7 @@
         <w:t xml:space="preserve">reported, but were used for no selection.</w:t>
       </w:r>
     </w:p>
-    <w:bookmarkStart w:id="59" w:name="voltage-floor-at-minimum-duty-ratio."/>
+    <w:bookmarkStart w:id="60" w:name="voltage-floor-at-minimum-duty-ratio."/>
     <w:p>
       <w:pPr>
         <w:pStyle w:val="Heading4"/>
@@ -9843,8 +10233,8 @@
         <w:t xml:space="preserve"> V.</w:t>
       </w:r>
     </w:p>
-    <w:bookmarkEnd w:id="59"/>
-    <w:bookmarkStart w:id="63" w:name="X4df65d5d0e6822cbfb303cbf4e66c660b5040ae"/>
+    <w:bookmarkEnd w:id="60"/>
+    <w:bookmarkStart w:id="64" w:name="X4df65d5d0e6822cbfb303cbf4e66c660b5040ae"/>
     <w:p>
       <w:pPr>
         <w:pStyle w:val="Heading4"/>
@@ -10041,18 +10431,18 @@
           <wp:inline>
             <wp:extent cx="5141776" cy="3979248"/>
             <wp:effectExtent b="0" l="0" r="0" t="0"/>
-            <wp:docPr descr="" title="" id="61" name="Picture"/>
+            <wp:docPr descr="" title="" id="62" name="Picture"/>
             <a:graphic>
               <a:graphicData uri="http://schemas.openxmlformats.org/drawingml/2006/picture">
                 <pic:pic>
                   <pic:nvPicPr>
-                    <pic:cNvPr descr="../../../figures/fig_trajectoire_b_libre.png" id="62" name="Picture"/>
+                    <pic:cNvPr descr="../../../figures/fig_trajectoire_b_libre.png" id="63" name="Picture"/>
                     <pic:cNvPicPr>
                       <a:picLocks noChangeArrowheads="1" noChangeAspect="1"/>
                     </pic:cNvPicPr>
                   </pic:nvPicPr>
                   <pic:blipFill>
-                    <a:blip r:embed="rId60"/>
+                    <a:blip r:embed="rId61"/>
                     <a:stretch>
                       <a:fillRect/>
                     </a:stretch>
@@ -10110,10 +10500,10 @@
         <w:t xml:space="preserve">cycle at the 24 V plateau. Figure labels in French.</w:t>
       </w:r>
     </w:p>
-    <w:bookmarkEnd w:id="63"/>
     <w:bookmarkEnd w:id="64"/>
     <w:bookmarkEnd w:id="65"/>
-    <w:bookmarkStart w:id="71" w:name="sec:discussion"/>
+    <w:bookmarkEnd w:id="66"/>
+    <w:bookmarkStart w:id="72" w:name="sec:discussion"/>
     <w:p>
       <w:pPr>
         <w:pStyle w:val="Heading1"/>
@@ -10122,7 +10512,7 @@
         <w:t xml:space="preserve">Discussion</w:t>
       </w:r>
     </w:p>
-    <w:bookmarkStart w:id="66" w:name="what-the-audit-changes-in-the-diagnosis."/>
+    <w:bookmarkStart w:id="67" w:name="what-the-audit-changes-in-the-diagnosis."/>
     <w:p>
       <w:pPr>
         <w:pStyle w:val="Heading4"/>
@@ -10237,8 +10627,8 @@
         <w:t xml:space="preserve">without the distinction between structural and pathological saturation.</w:t>
       </w:r>
     </w:p>
-    <w:bookmarkEnd w:id="66"/>
-    <w:bookmarkStart w:id="67" w:name="what-the-campaign-establishes."/>
+    <w:bookmarkEnd w:id="67"/>
+    <w:bookmarkStart w:id="68" w:name="what-the-campaign-establishes."/>
     <w:p>
       <w:pPr>
         <w:pStyle w:val="Heading4"/>
@@ -10326,8 +10716,8 @@
         <w:t xml:space="preserve">feasibility reachable, but not robustness: tuning freedom is not enough.</w:t>
       </w:r>
     </w:p>
-    <w:bookmarkEnd w:id="67"/>
-    <w:bookmarkStart w:id="68" w:name="a-physical-obstruction."/>
+    <w:bookmarkEnd w:id="68"/>
+    <w:bookmarkStart w:id="69" w:name="a-physical-obstruction."/>
     <w:p>
       <w:pPr>
         <w:pStyle w:val="Heading4"/>
@@ -10491,8 +10881,8 @@
         <w:t xml:space="preserve">before searching for gains.</w:t>
       </w:r>
     </w:p>
-    <w:bookmarkEnd w:id="68"/>
-    <w:bookmarkStart w:id="69" w:name="a-blind-spot-of-the-specification."/>
+    <w:bookmarkEnd w:id="69"/>
+    <w:bookmarkStart w:id="70" w:name="a-blind-spot-of-the-specification."/>
     <w:p>
       <w:pPr>
         <w:pStyle w:val="Heading4"/>
@@ -10539,8 +10929,8 @@
         <w:t xml:space="preserve">constraint on the oscillation amplitude over steady-state windows.</w:t>
       </w:r>
     </w:p>
-    <w:bookmarkEnd w:id="69"/>
-    <w:bookmarkStart w:id="70" w:name="fractional-character."/>
+    <w:bookmarkEnd w:id="70"/>
+    <w:bookmarkStart w:id="71" w:name="fractional-character."/>
     <w:p>
       <w:pPr>
         <w:pStyle w:val="Heading4"/>
@@ -10603,9 +10993,9 @@
         <w:t xml:space="preserve">equal-budget comparator that would allow such a judgement.</w:t>
       </w:r>
     </w:p>
-    <w:bookmarkEnd w:id="70"/>
     <w:bookmarkEnd w:id="71"/>
-    <w:bookmarkStart w:id="72" w:name="sec:limitations"/>
+    <w:bookmarkEnd w:id="72"/>
+    <w:bookmarkStart w:id="73" w:name="sec:limitations"/>
     <w:p>
       <w:pPr>
         <w:pStyle w:val="Heading1"/>
@@ -10632,25 +11022,154 @@
         <w:t xml:space="preserve"> </w:t>
       </w:r>
       <w:r>
-        <w:t xml:space="preserve">All results concern a switched simulator written in</w:t>
-      </w:r>
-      <w:r>
-        <w:t xml:space="preserve"> </w:t>
-      </w:r>
-      <w:r>
-        <w:t xml:space="preserve">Python, not the reference Simulink model. Snubbers are absent, the diode</w:t>
-      </w:r>
-      <w:r>
-        <w:t xml:space="preserve"> </w:t>
-      </w:r>
-      <w:r>
-        <w:t xml:space="preserve">follows a static affine law, and no cross-validation against Simulink has</w:t>
-      </w:r>
-      <w:r>
-        <w:t xml:space="preserve"> </w:t>
-      </w:r>
-      <w:r>
-        <w:t xml:space="preserve">been carried out.</w:t>
+        <w:t xml:space="preserve">The campaign ran on a switched simulator written in</w:t>
+      </w:r>
+      <w:r>
+        <w:t xml:space="preserve"> </w:t>
+      </w:r>
+      <w:r>
+        <w:t xml:space="preserve">Python. Cross-validation against Simulink covers only six candidates and</w:t>
+      </w:r>
+      <w:r>
+        <w:t xml:space="preserve"> </w:t>
+      </w:r>
+      <w:r>
+        <w:t xml:space="preserve">the nominal plant; the snubber is assumed there (</w:t>
+      </w:r>
+      <m:oMath>
+        <m:sSub>
+          <m:e>
+            <m:r>
+              <m:t>R</m:t>
+            </m:r>
+          </m:e>
+          <m:sub>
+            <m:r>
+              <m:t>s</m:t>
+            </m:r>
+          </m:sub>
+        </m:sSub>
+        <m:r>
+          <m:rPr>
+            <m:sty m:val="p"/>
+          </m:rPr>
+          <m:t>=</m:t>
+        </m:r>
+        <m:sSup>
+          <m:e>
+            <m:r>
+              <m:t>10</m:t>
+            </m:r>
+          </m:e>
+          <m:sup>
+            <m:r>
+              <m:t>5</m:t>
+            </m:r>
+          </m:sup>
+        </m:sSup>
+        <m:r>
+          <m:t> </m:t>
+        </m:r>
+        <m:r>
+          <m:t>Ω</m:t>
+        </m:r>
+      </m:oMath>
+      <w:r>
+        <w:t xml:space="preserve">,</w:t>
+      </w:r>
+      <w:r>
+        <w:t xml:space="preserve"> </w:t>
+      </w:r>
+      <m:oMath>
+        <m:sSub>
+          <m:e>
+            <m:r>
+              <m:t>C</m:t>
+            </m:r>
+          </m:e>
+          <m:sub>
+            <m:r>
+              <m:t>s</m:t>
+            </m:r>
+          </m:sub>
+        </m:sSub>
+        <m:r>
+          <m:rPr>
+            <m:sty m:val="p"/>
+          </m:rPr>
+          <m:t>=</m:t>
+        </m:r>
+        <m:r>
+          <m:rPr>
+            <m:sty m:val="p"/>
+          </m:rPr>
+          <m:t>∞</m:t>
+        </m:r>
+      </m:oMath>
+      <w:r>
+        <w:t xml:space="preserve">).</w:t>
+      </w:r>
+    </w:p>
+    <w:p>
+      <w:pPr>
+        <w:numPr>
+          <w:ilvl w:val="0"/>
+          <w:numId w:val="1002"/>
+        </w:numPr>
+      </w:pPr>
+      <w:r>
+        <w:rPr>
+          <w:bCs/>
+          <w:b/>
+        </w:rPr>
+        <w:t xml:space="preserve">Defect corrected after the campaign.</w:t>
+      </w:r>
+      <w:r>
+        <w:t xml:space="preserve"> </w:t>
+      </w:r>
+      <w:r>
+        <w:t xml:space="preserve">The stage-2 feedforward</w:t>
+      </w:r>
+      <w:r>
+        <w:t xml:space="preserve"> </w:t>
+      </w:r>
+      <w:r>
+        <w:t xml:space="preserve">used the perturbed plant parameters instead of the frozen nominal values.</w:t>
+      </w:r>
+      <w:r>
+        <w:t xml:space="preserve"> </w:t>
+      </w:r>
+      <w:r>
+        <w:t xml:space="preserve">Re-evaluated after correction, the 540 retained candidates remain</w:t>
+      </w:r>
+      <w:r>
+        <w:t xml:space="preserve"> </w:t>
+      </w:r>
+      <w:r>
+        <w:t xml:space="preserve">infeasible, but 18 cells degrade by more than</w:t>
+      </w:r>
+      <w:r>
+        <w:t xml:space="preserve"> </w:t>
+      </w:r>
+      <m:oMath>
+        <m:r>
+          <m:t>0.05</m:t>
+        </m:r>
+      </m:oMath>
+      <w:r>
+        <w:t xml:space="preserve">: the defect favoured</w:t>
+      </w:r>
+      <w:r>
+        <w:t xml:space="preserve"> </w:t>
+      </w:r>
+      <w:r>
+        <w:t xml:space="preserve">the controllers, and some stage-2 margins are optimistic. The stage-2</w:t>
+      </w:r>
+      <w:r>
+        <w:t xml:space="preserve"> </w:t>
+      </w:r>
+      <w:r>
+        <w:t xml:space="preserve">search has not been rerun.</w:t>
       </w:r>
     </w:p>
     <w:p>
@@ -10912,8 +11431,8 @@
         <w:t xml:space="preserve">feasibility, not feasibility achieved, and their ranking depends on the arm.</w:t>
       </w:r>
     </w:p>
-    <w:bookmarkEnd w:id="72"/>
-    <w:bookmarkStart w:id="73" w:name="reproducibility"/>
+    <w:bookmarkEnd w:id="73"/>
+    <w:bookmarkStart w:id="74" w:name="reproducibility"/>
     <w:p>
       <w:pPr>
         <w:pStyle w:val="Heading1"/>
@@ -10999,7 +11518,7 @@
         <w:t xml:space="preserve">from the JSON results.</w:t>
       </w:r>
     </w:p>
-    <w:bookmarkEnd w:id="73"/>
+    <w:bookmarkEnd w:id="74"/>
     <w:sectPr/>
   </w:body>
 </w:document>

--- a/docs/article/en/article_en.docx
+++ b/docs/article/en/article_en.docx
@@ -7495,7 +7495,7 @@
     </w:p>
     <w:bookmarkEnd w:id="40"/>
     <w:bookmarkEnd w:id="41"/>
-    <w:bookmarkStart w:id="66" w:name="sec:results"/>
+    <w:bookmarkStart w:id="67" w:name="sec:results"/>
     <w:p>
       <w:pPr>
         <w:pStyle w:val="Heading1"/>
@@ -8424,7 +8424,7 @@
       </w:r>
     </w:p>
     <w:bookmarkEnd w:id="49"/>
-    <w:bookmarkStart w:id="58" w:name="confirmatory-campaign"/>
+    <w:bookmarkStart w:id="59" w:name="confirmatory-campaign"/>
     <w:p>
       <w:pPr>
         <w:pStyle w:val="Heading2"/>
@@ -8932,7 +8932,7 @@
                 <m:t>−</m:t>
               </m:r>
               <m:r>
-                <m:t>0.439</m:t>
+                <m:t>0.440</m:t>
               </m:r>
             </m:oMath>
           </w:p>
@@ -8952,7 +8952,7 @@
                 <m:t>−</m:t>
               </m:r>
               <m:r>
-                <m:t>0.067</m:t>
+                <m:t>0.066</m:t>
               </m:r>
             </m:oMath>
           </w:p>
@@ -8972,7 +8972,7 @@
                 <m:t>−</m:t>
               </m:r>
               <m:r>
-                <m:t>0.312</m:t>
+                <m:t>0.318</m:t>
               </m:r>
             </m:oMath>
           </w:p>
@@ -9008,7 +9008,7 @@
             </w:pPr>
             <m:oMath>
               <m:r>
-                <m:t>2.0</m:t>
+                <m:t>6.8</m:t>
               </m:r>
               <m:r>
                 <m:rPr>
@@ -9046,7 +9046,7 @@
             </w:pPr>
             <m:oMath>
               <m:r>
-                <m:t>2.5</m:t>
+                <m:t>1.0</m:t>
               </m:r>
               <m:r>
                 <m:rPr>
@@ -9084,7 +9084,7 @@
             </w:pPr>
             <m:oMath>
               <m:r>
-                <m:t>1.1</m:t>
+                <m:t>1.9</m:t>
               </m:r>
               <m:r>
                 <m:rPr>
@@ -9106,7 +9106,7 @@
                     <m:t>−</m:t>
                   </m:r>
                   <m:r>
-                    <m:t>16</m:t>
+                    <m:t>15</m:t>
                   </m:r>
                 </m:sup>
               </m:sSup>
@@ -9147,7 +9147,7 @@
               <w:jc w:val="center"/>
             </w:pPr>
             <w:r>
-              <w:t xml:space="preserve">9</w:t>
+              <w:t xml:space="preserve">10</w:t>
             </w:r>
           </w:p>
         </w:tc>
@@ -9512,7 +9512,175 @@
         <w:t xml:space="preserve">. Figure labels in French.</w:t>
       </w:r>
     </w:p>
-    <w:bookmarkStart w:id="57" w:name="stage-3-and-sealed-test."/>
+    <w:bookmarkStart w:id="57" w:name="rerun-after-correcting-the-feedforward."/>
+    <w:p>
+      <w:pPr>
+        <w:pStyle w:val="Heading4"/>
+      </w:pPr>
+      <w:r>
+        <w:t xml:space="preserve">Rerun after correcting the feedforward.</w:t>
+      </w:r>
+    </w:p>
+    <w:p>
+      <w:pPr>
+        <w:pStyle w:val="FirstParagraph"/>
+      </w:pPr>
+      <w:r>
+        <w:t xml:space="preserve">The campaign was first computed with a defect: the stage-2 feedforward used</w:t>
+      </w:r>
+      <w:r>
+        <w:t xml:space="preserve"> </w:t>
+      </w:r>
+      <w:r>
+        <w:t xml:space="preserve">the perturbed plant parameters instead of the frozen nominal values. It was</w:t>
+      </w:r>
+      <w:r>
+        <w:t xml:space="preserve"> </w:t>
+      </w:r>
+      <w:r>
+        <w:t xml:space="preserve">rerun in full after correction (protocol v6.2), with the same seeds, budgets</w:t>
+      </w:r>
+      <w:r>
+        <w:t xml:space="preserve"> </w:t>
+      </w:r>
+      <w:r>
+        <w:t xml:space="preserve">and methods. The figures reported here are those of the rerun. Stage 1 is</w:t>
+      </w:r>
+      <w:r>
+        <w:t xml:space="preserve"> </w:t>
+      </w:r>
+      <w:r>
+        <w:t xml:space="preserve">reproduced identically in all 540 cells. At stage 2, the best robust margins</w:t>
+      </w:r>
+      <w:r>
+        <w:t xml:space="preserve"> </w:t>
+      </w:r>
+      <w:r>
+        <w:t xml:space="preserve">move from</w:t>
+      </w:r>
+      <w:r>
+        <w:t xml:space="preserve"> </w:t>
+      </w:r>
+      <m:oMath>
+        <m:r>
+          <m:rPr>
+            <m:sty m:val="p"/>
+          </m:rPr>
+          <m:t>−</m:t>
+        </m:r>
+        <m:r>
+          <m:t>0.439</m:t>
+        </m:r>
+      </m:oMath>
+      <w:r>
+        <w:t xml:space="preserve">,</w:t>
+      </w:r>
+      <w:r>
+        <w:t xml:space="preserve"> </w:t>
+      </w:r>
+      <m:oMath>
+        <m:r>
+          <m:rPr>
+            <m:sty m:val="p"/>
+          </m:rPr>
+          <m:t>−</m:t>
+        </m:r>
+        <m:r>
+          <m:t>0.067</m:t>
+        </m:r>
+      </m:oMath>
+      <w:r>
+        <w:t xml:space="preserve"> </w:t>
+      </w:r>
+      <w:r>
+        <w:t xml:space="preserve">and</w:t>
+      </w:r>
+      <w:r>
+        <w:t xml:space="preserve"> </w:t>
+      </w:r>
+      <m:oMath>
+        <m:r>
+          <m:rPr>
+            <m:sty m:val="p"/>
+          </m:rPr>
+          <m:t>−</m:t>
+        </m:r>
+        <m:r>
+          <m:t>0.312</m:t>
+        </m:r>
+      </m:oMath>
+      <w:r>
+        <w:t xml:space="preserve"> </w:t>
+      </w:r>
+      <w:r>
+        <w:t xml:space="preserve">to</w:t>
+      </w:r>
+      <w:r>
+        <w:t xml:space="preserve"> </w:t>
+      </w:r>
+      <m:oMath>
+        <m:r>
+          <m:rPr>
+            <m:sty m:val="p"/>
+          </m:rPr>
+          <m:t>−</m:t>
+        </m:r>
+        <m:r>
+          <m:t>0.440</m:t>
+        </m:r>
+      </m:oMath>
+      <w:r>
+        <w:t xml:space="preserve">,</w:t>
+      </w:r>
+      <w:r>
+        <w:t xml:space="preserve"> </w:t>
+      </w:r>
+      <m:oMath>
+        <m:r>
+          <m:rPr>
+            <m:sty m:val="p"/>
+          </m:rPr>
+          <m:t>−</m:t>
+        </m:r>
+        <m:r>
+          <m:t>0.066</m:t>
+        </m:r>
+      </m:oMath>
+      <w:r>
+        <w:t xml:space="preserve"> </w:t>
+      </w:r>
+      <w:r>
+        <w:t xml:space="preserve">and</w:t>
+      </w:r>
+      <w:r>
+        <w:t xml:space="preserve"> </w:t>
+      </w:r>
+      <m:oMath>
+        <m:r>
+          <m:rPr>
+            <m:sty m:val="p"/>
+          </m:rPr>
+          <m:t>−</m:t>
+        </m:r>
+        <m:r>
+          <m:t>0.318</m:t>
+        </m:r>
+      </m:oMath>
+      <w:r>
+        <w:t xml:space="preserve"> </w:t>
+      </w:r>
+      <w:r>
+        <w:t xml:space="preserve">(arms v5, v5b and</w:t>
+      </w:r>
+      <w:r>
+        <w:t xml:space="preserve"> </w:t>
+      </w:r>
+      <w:r>
+        <w:t xml:space="preserve">v5kp); no cell becomes feasible and the ranking of methods is unchanged.</w:t>
+      </w:r>
+    </w:p>
+    <w:bookmarkEnd w:id="57"/>
+    <w:bookmarkStart w:id="58" w:name="stage-3-and-sealed-test."/>
     <w:p>
       <w:pPr>
         <w:pStyle w:val="Heading4"/>
@@ -9560,9 +9728,9 @@
         <w:t xml:space="preserve">a later study.</w:t>
       </w:r>
     </w:p>
-    <w:bookmarkEnd w:id="57"/>
     <w:bookmarkEnd w:id="58"/>
-    <w:bookmarkStart w:id="59" w:name="X3d2c56be7a9a68d57ef1af71ab534498c5fc38a"/>
+    <w:bookmarkEnd w:id="59"/>
+    <w:bookmarkStart w:id="60" w:name="X3d2c56be7a9a68d57ef1af71ab534498c5fc38a"/>
     <w:p>
       <w:pPr>
         <w:pStyle w:val="Heading2"/>
@@ -9951,8 +10119,8 @@
         <w:t xml:space="preserve">the reference model.</w:t>
       </w:r>
     </w:p>
-    <w:bookmarkEnd w:id="59"/>
-    <w:bookmarkStart w:id="65" w:name="two-post-hoc-diagnostics"/>
+    <w:bookmarkEnd w:id="60"/>
+    <w:bookmarkStart w:id="66" w:name="two-post-hoc-diagnostics"/>
     <w:p>
       <w:pPr>
         <w:pStyle w:val="Heading2"/>
@@ -9991,7 +10159,7 @@
         <w:t xml:space="preserve">reported, but were used for no selection.</w:t>
       </w:r>
     </w:p>
-    <w:bookmarkStart w:id="60" w:name="voltage-floor-at-minimum-duty-ratio."/>
+    <w:bookmarkStart w:id="61" w:name="voltage-floor-at-minimum-duty-ratio."/>
     <w:p>
       <w:pPr>
         <w:pStyle w:val="Heading4"/>
@@ -10233,8 +10401,8 @@
         <w:t xml:space="preserve"> V.</w:t>
       </w:r>
     </w:p>
-    <w:bookmarkEnd w:id="60"/>
-    <w:bookmarkStart w:id="64" w:name="X4df65d5d0e6822cbfb303cbf4e66c660b5040ae"/>
+    <w:bookmarkEnd w:id="61"/>
+    <w:bookmarkStart w:id="65" w:name="X4df65d5d0e6822cbfb303cbf4e66c660b5040ae"/>
     <w:p>
       <w:pPr>
         <w:pStyle w:val="Heading4"/>
@@ -10431,18 +10599,18 @@
           <wp:inline>
             <wp:extent cx="5141776" cy="3979248"/>
             <wp:effectExtent b="0" l="0" r="0" t="0"/>
-            <wp:docPr descr="" title="" id="62" name="Picture"/>
+            <wp:docPr descr="" title="" id="63" name="Picture"/>
             <a:graphic>
               <a:graphicData uri="http://schemas.openxmlformats.org/drawingml/2006/picture">
                 <pic:pic>
                   <pic:nvPicPr>
-                    <pic:cNvPr descr="../../../figures/fig_trajectoire_b_libre.png" id="63" name="Picture"/>
+                    <pic:cNvPr descr="../../../figures/fig_trajectoire_b_libre.png" id="64" name="Picture"/>
                     <pic:cNvPicPr>
                       <a:picLocks noChangeArrowheads="1" noChangeAspect="1"/>
                     </pic:cNvPicPr>
                   </pic:nvPicPr>
                   <pic:blipFill>
-                    <a:blip r:embed="rId61"/>
+                    <a:blip r:embed="rId62"/>
                     <a:stretch>
                       <a:fillRect/>
                     </a:stretch>
@@ -10500,10 +10668,10 @@
         <w:t xml:space="preserve">cycle at the 24 V plateau. Figure labels in French.</w:t>
       </w:r>
     </w:p>
-    <w:bookmarkEnd w:id="64"/>
     <w:bookmarkEnd w:id="65"/>
     <w:bookmarkEnd w:id="66"/>
-    <w:bookmarkStart w:id="72" w:name="sec:discussion"/>
+    <w:bookmarkEnd w:id="67"/>
+    <w:bookmarkStart w:id="73" w:name="sec:discussion"/>
     <w:p>
       <w:pPr>
         <w:pStyle w:val="Heading1"/>
@@ -10512,7 +10680,7 @@
         <w:t xml:space="preserve">Discussion</w:t>
       </w:r>
     </w:p>
-    <w:bookmarkStart w:id="67" w:name="what-the-audit-changes-in-the-diagnosis."/>
+    <w:bookmarkStart w:id="68" w:name="what-the-audit-changes-in-the-diagnosis."/>
     <w:p>
       <w:pPr>
         <w:pStyle w:val="Heading4"/>
@@ -10627,8 +10795,8 @@
         <w:t xml:space="preserve">without the distinction between structural and pathological saturation.</w:t>
       </w:r>
     </w:p>
-    <w:bookmarkEnd w:id="67"/>
-    <w:bookmarkStart w:id="68" w:name="what-the-campaign-establishes."/>
+    <w:bookmarkEnd w:id="68"/>
+    <w:bookmarkStart w:id="69" w:name="what-the-campaign-establishes."/>
     <w:p>
       <w:pPr>
         <w:pStyle w:val="Heading4"/>
@@ -10716,8 +10884,8 @@
         <w:t xml:space="preserve">feasibility reachable, but not robustness: tuning freedom is not enough.</w:t>
       </w:r>
     </w:p>
-    <w:bookmarkEnd w:id="68"/>
-    <w:bookmarkStart w:id="69" w:name="a-physical-obstruction."/>
+    <w:bookmarkEnd w:id="69"/>
+    <w:bookmarkStart w:id="70" w:name="a-physical-obstruction."/>
     <w:p>
       <w:pPr>
         <w:pStyle w:val="Heading4"/>
@@ -10881,8 +11049,8 @@
         <w:t xml:space="preserve">before searching for gains.</w:t>
       </w:r>
     </w:p>
-    <w:bookmarkEnd w:id="69"/>
-    <w:bookmarkStart w:id="70" w:name="a-blind-spot-of-the-specification."/>
+    <w:bookmarkEnd w:id="70"/>
+    <w:bookmarkStart w:id="71" w:name="a-blind-spot-of-the-specification."/>
     <w:p>
       <w:pPr>
         <w:pStyle w:val="Heading4"/>
@@ -10929,8 +11097,8 @@
         <w:t xml:space="preserve">constraint on the oscillation amplitude over steady-state windows.</w:t>
       </w:r>
     </w:p>
-    <w:bookmarkEnd w:id="70"/>
-    <w:bookmarkStart w:id="71" w:name="fractional-character."/>
+    <w:bookmarkEnd w:id="71"/>
+    <w:bookmarkStart w:id="72" w:name="fractional-character."/>
     <w:p>
       <w:pPr>
         <w:pStyle w:val="Heading4"/>
@@ -10993,9 +11161,9 @@
         <w:t xml:space="preserve">equal-budget comparator that would allow such a judgement.</w:t>
       </w:r>
     </w:p>
-    <w:bookmarkEnd w:id="71"/>
     <w:bookmarkEnd w:id="72"/>
-    <w:bookmarkStart w:id="73" w:name="sec:limitations"/>
+    <w:bookmarkEnd w:id="73"/>
+    <w:bookmarkStart w:id="74" w:name="sec:limitations"/>
     <w:p>
       <w:pPr>
         <w:pStyle w:val="Heading1"/>
@@ -11122,54 +11290,31 @@
           <w:bCs/>
           <w:b/>
         </w:rPr>
-        <w:t xml:space="preserve">Defect corrected after the campaign.</w:t>
-      </w:r>
-      <w:r>
-        <w:t xml:space="preserve"> </w:t>
-      </w:r>
-      <w:r>
-        <w:t xml:space="preserve">The stage-2 feedforward</w:t>
-      </w:r>
-      <w:r>
-        <w:t xml:space="preserve"> </w:t>
-      </w:r>
-      <w:r>
-        <w:t xml:space="preserve">used the perturbed plant parameters instead of the frozen nominal values.</w:t>
-      </w:r>
-      <w:r>
-        <w:t xml:space="preserve"> </w:t>
-      </w:r>
-      <w:r>
-        <w:t xml:space="preserve">Re-evaluated after correction, the 540 retained candidates remain</w:t>
-      </w:r>
-      <w:r>
-        <w:t xml:space="preserve"> </w:t>
-      </w:r>
-      <w:r>
-        <w:t xml:space="preserve">infeasible, but 18 cells degrade by more than</w:t>
-      </w:r>
-      <w:r>
-        <w:t xml:space="preserve"> </w:t>
-      </w:r>
-      <m:oMath>
-        <m:r>
-          <m:t>0.05</m:t>
-        </m:r>
-      </m:oMath>
-      <w:r>
-        <w:t xml:space="preserve">: the defect favoured</w:t>
-      </w:r>
-      <w:r>
-        <w:t xml:space="preserve"> </w:t>
-      </w:r>
-      <w:r>
-        <w:t xml:space="preserve">the controllers, and some stage-2 margins are optimistic. The stage-2</w:t>
-      </w:r>
-      <w:r>
-        <w:t xml:space="preserve"> </w:t>
-      </w:r>
-      <w:r>
-        <w:t xml:space="preserve">search has not been rerun.</w:t>
+        <w:t xml:space="preserve">Defect corrected and campaign rerun.</w:t>
+      </w:r>
+      <w:r>
+        <w:t xml:space="preserve"> </w:t>
+      </w:r>
+      <w:r>
+        <w:t xml:space="preserve">The stage-2</w:t>
+      </w:r>
+      <w:r>
+        <w:t xml:space="preserve"> </w:t>
+      </w:r>
+      <w:r>
+        <w:t xml:space="preserve">feedforward first used the perturbed plant parameters. The campaign was</w:t>
+      </w:r>
+      <w:r>
+        <w:t xml:space="preserve"> </w:t>
+      </w:r>
+      <w:r>
+        <w:t xml:space="preserve">rerun in full after correction (protocol v6.2); the conclusions are</w:t>
+      </w:r>
+      <w:r>
+        <w:t xml:space="preserve"> </w:t>
+      </w:r>
+      <w:r>
+        <w:t xml:space="preserve">unchanged.</w:t>
       </w:r>
     </w:p>
     <w:p>
@@ -11431,8 +11576,8 @@
         <w:t xml:space="preserve">feasibility, not feasibility achieved, and their ranking depends on the arm.</w:t>
       </w:r>
     </w:p>
-    <w:bookmarkEnd w:id="73"/>
-    <w:bookmarkStart w:id="74" w:name="reproducibility"/>
+    <w:bookmarkEnd w:id="74"/>
+    <w:bookmarkStart w:id="75" w:name="reproducibility"/>
     <w:p>
       <w:pPr>
         <w:pStyle w:val="Heading1"/>
@@ -11452,7 +11597,7 @@
         <w:rPr>
           <w:rStyle w:val="VerbatimChar"/>
         </w:rPr>
-        <w:t xml:space="preserve">protocol/protocol_v6_1.json</w:t>
+        <w:t xml:space="preserve">protocol/protocol_v6_2.json</w:t>
       </w:r>
       <w:r>
         <w:t xml:space="preserve">,</w:t>
@@ -11470,7 +11615,7 @@
         <w:rPr>
           <w:rStyle w:val="VerbatimChar"/>
         </w:rPr>
-        <w:t xml:space="preserve">bf8859a2465011bf</w:t>
+        <w:t xml:space="preserve">884a44a0abf12452</w:t>
       </w:r>
       <w:r>
         <w:t xml:space="preserve">), the per-cell log, the seeds and the log of</w:t>
@@ -11494,13 +11639,13 @@
         <w:t xml:space="preserve"> </w:t>
       </w:r>
       <w:r>
-        <w:t xml:space="preserve">article. Protocol v6.1 is chained to version v6 and was amended before the</w:t>
-      </w:r>
-      <w:r>
-        <w:t xml:space="preserve"> </w:t>
-      </w:r>
-      <w:r>
-        <w:t xml:space="preserve">first campaign seed. Every number in this article is generated by</w:t>
+        <w:t xml:space="preserve">article. Protocol v6.2 is chained to versions v6.1 and v6; every amendment is</w:t>
+      </w:r>
+      <w:r>
+        <w:t xml:space="preserve"> </w:t>
+      </w:r>
+      <w:r>
+        <w:t xml:space="preserve">justified. Every number in this article is generated by</w:t>
       </w:r>
       <w:r>
         <w:t xml:space="preserve"> </w:t>
@@ -11518,7 +11663,7 @@
         <w:t xml:space="preserve">from the JSON results.</w:t>
       </w:r>
     </w:p>
-    <w:bookmarkEnd w:id="74"/>
+    <w:bookmarkEnd w:id="75"/>
     <w:sectPr/>
   </w:body>
 </w:document>
